--- a/lessons/8-1/readiness/practice.docx
+++ b/lessons/8-1/readiness/practice.docx
@@ -14,7 +14,7 @@
           <w:sz w:val="36"/>
           <w:szCs w:val="36"/>
         </w:rPr>
-        <w:t xml:space="preserve">Get Ready: Statistical Questions and Data</w:t>
+        <w:t xml:space="preserve">Get Ready: Write Equations</w:t>
       </w:r>
     </w:p>
     <w:p>
@@ -29,7 +29,7 @@
           <w:sz w:val="20"/>
           <w:szCs w:val="20"/>
         </w:rPr>
-        <w:t xml:space="preserve">Readiness practice for Lesson 8-1  ·  Builds toward 6.SP.1</w:t>
+        <w:t xml:space="preserve">Readiness practice for Lesson 7-1  ·  Builds toward 6.EE.6</w:t>
       </w:r>
     </w:p>
     <w:p>
@@ -68,7 +68,7 @@
           <w:sz w:val="22"/>
           <w:szCs w:val="22"/>
         </w:rPr>
-        <w:t xml:space="preserve">Before you can decide if a question is statistical (it expects lots of different answers), you need to be comfortable collecting and counting data — making tally marks, counting up a list, and reading a simple bar graph. Warm those up and statistical questions click.</w:t>
+        <w:t xml:space="preserve">To write an equation, you turn a word story into a number sentence with an equals sign — and that builds on finding a missing number in a number sentence like □ + 3 = 7. Warm up those missing-number sentences and writing equations clicks.</w:t>
       </w:r>
     </w:p>
     <w:p>
@@ -81,7 +81,7 @@
           <w:sz w:val="20"/>
           <w:szCs w:val="20"/>
         </w:rPr>
-        <w:t xml:space="preserve">Skills you'll warm up: Counting and tallying  ·  Adding a short list of numbers  ·  Reading a simple bar graph  ·  Recognizing data that varies</w:t>
+        <w:t xml:space="preserve">Skills you'll warm up: Reading a number sentence  ·  Finding a missing number (□ + 3 = 7)  ·  Fact families (inverses)  ·  Turning words into numbers</w:t>
       </w:r>
     </w:p>
     <w:p>
@@ -124,19 +124,19 @@
           <w:sz w:val="20"/>
           <w:szCs w:val="20"/>
         </w:rPr>
-        <w:t xml:space="preserve">Let's count one group at a time.</w:t>
-      </w:r>
-    </w:p>
-    <w:p>
-      <w:pPr>
-        <w:spacing w:after="40" w:before="0"/>
-      </w:pPr>
-      <w:r>
-        <w:rPr>
-          <w:sz w:val="22"/>
-          <w:szCs w:val="22"/>
-        </w:rPr>
-        <w:t xml:space="preserve">1.  How many marks in one full tally group?</w:t>
+        <w:t xml:space="preserve">Find the missing number one step at a time.</w:t>
+      </w:r>
+    </w:p>
+    <w:p>
+      <w:pPr>
+        <w:spacing w:after="40" w:before="0"/>
+      </w:pPr>
+      <w:r>
+        <w:rPr>
+          <w:sz w:val="22"/>
+          <w:szCs w:val="22"/>
+        </w:rPr>
+        <w:t xml:space="preserve">1.  What goes in the box? □ + 2 = 5</w:t>
       </w:r>
     </w:p>
     <w:p>
@@ -159,7 +159,7 @@
           <w:sz w:val="22"/>
           <w:szCs w:val="22"/>
         </w:rPr>
-        <w:t xml:space="preserve">2.  Count these tallies: |||  (three marks). How many?</w:t>
+        <w:t xml:space="preserve">2.  What goes in the box? □ + 4 = 6</w:t>
       </w:r>
     </w:p>
     <w:p>
@@ -182,7 +182,7 @@
           <w:sz w:val="22"/>
           <w:szCs w:val="22"/>
         </w:rPr>
-        <w:t xml:space="preserve">3.  Add this short list: 2 + 1 + 2 = ___</w:t>
+        <w:t xml:space="preserve">3.  What goes in the box? 1 + □ = 5</w:t>
       </w:r>
     </w:p>
     <w:p>
@@ -222,19 +222,32 @@
           <w:sz w:val="20"/>
           <w:szCs w:val="20"/>
         </w:rPr>
-        <w:t xml:space="preserve">Count, add, and compare.</w:t>
-      </w:r>
-    </w:p>
-    <w:p>
-      <w:pPr>
-        <w:spacing w:after="40" w:before="0"/>
-      </w:pPr>
-      <w:r>
-        <w:rPr>
-          <w:sz w:val="22"/>
-          <w:szCs w:val="22"/>
-        </w:rPr>
-        <w:t xml:space="preserve">1.  A survey of pets gives: 2, 3, 1. What is the total number of pets?</w:t>
+        <w:t xml:space="preserve">Match the words to the equation.</w:t>
+      </w:r>
+    </w:p>
+    <w:p>
+      <w:pPr>
+        <w:spacing w:after="40" w:before="0"/>
+      </w:pPr>
+      <w:r>
+        <w:rPr>
+          <w:sz w:val="22"/>
+          <w:szCs w:val="22"/>
+        </w:rPr>
+        <w:t xml:space="preserve">1.  "A number plus 4 equals 9." Which equation?</w:t>
+      </w:r>
+    </w:p>
+    <w:p>
+      <w:pPr>
+        <w:spacing w:after="40" w:before="0"/>
+      </w:pPr>
+      <w:r>
+        <w:rPr>
+          <w:color w:val="5E6E7E"/>
+          <w:sz w:val="20"/>
+          <w:szCs w:val="20"/>
+        </w:rPr>
+        <w:t xml:space="preserve">     choices: n − 4 = 9   /   n + 4 = 9   /   4 + 9 = n</w:t>
       </w:r>
     </w:p>
     <w:p>
@@ -257,20 +270,7 @@
           <w:sz w:val="22"/>
           <w:szCs w:val="22"/>
         </w:rPr>
-        <w:t xml:space="preserve">2.  Which question expects many different answers (data that varies)?</w:t>
-      </w:r>
-    </w:p>
-    <w:p>
-      <w:pPr>
-        <w:spacing w:after="40" w:before="0"/>
-      </w:pPr>
-      <w:r>
-        <w:rPr>
-          <w:color w:val="5E6E7E"/>
-          <w:sz w:val="20"/>
-          <w:szCs w:val="20"/>
-        </w:rPr>
-        <w:t xml:space="preserve">     choices: How many days are in a week?   /   How tall is each student in class?   /   How many legs does a dog have?</w:t>
+        <w:t xml:space="preserve">2.  In n + 4 = 9, what number is n?</w:t>
       </w:r>
     </w:p>
     <w:p>
@@ -310,19 +310,32 @@
           <w:sz w:val="20"/>
           <w:szCs w:val="20"/>
         </w:rPr>
-        <w:t xml:space="preserve">Read data and compare.</w:t>
-      </w:r>
-    </w:p>
-    <w:p>
-      <w:pPr>
-        <w:spacing w:after="40" w:before="0"/>
-      </w:pPr>
-      <w:r>
-        <w:rPr>
-          <w:sz w:val="22"/>
-          <w:szCs w:val="22"/>
-        </w:rPr>
-        <w:t xml:space="preserve">1.  Bar graph counts: 4, 6, 3, 2. What is the total?</w:t>
+        <w:t xml:space="preserve">Write and solve.</w:t>
+      </w:r>
+    </w:p>
+    <w:p>
+      <w:pPr>
+        <w:spacing w:after="40" w:before="0"/>
+      </w:pPr>
+      <w:r>
+        <w:rPr>
+          <w:sz w:val="22"/>
+          <w:szCs w:val="22"/>
+        </w:rPr>
+        <w:t xml:space="preserve">1.  "7 is the same as a number plus 2." Which equation?</w:t>
+      </w:r>
+    </w:p>
+    <w:p>
+      <w:pPr>
+        <w:spacing w:after="40" w:before="0"/>
+      </w:pPr>
+      <w:r>
+        <w:rPr>
+          <w:color w:val="5E6E7E"/>
+          <w:sz w:val="20"/>
+          <w:szCs w:val="20"/>
+        </w:rPr>
+        <w:t xml:space="preserve">     choices: 7 = n + 2   /   7 + 2 = n   /   n = 7 + 2</w:t>
       </w:r>
     </w:p>
     <w:p>
@@ -345,7 +358,7 @@
           <w:sz w:val="22"/>
           <w:szCs w:val="22"/>
         </w:rPr>
-        <w:t xml:space="preserve">2.  The tallest bar is 6 and the shortest is 2. What is the difference?</w:t>
+        <w:t xml:space="preserve">2.  In 7 = n + 2, what number is n?</w:t>
       </w:r>
     </w:p>
     <w:p>
@@ -383,7 +396,20 @@
           <w:sz w:val="22"/>
           <w:szCs w:val="22"/>
         </w:rPr>
-        <w:t xml:space="preserve">1.  Add the data list: 5 + 2 + 4 = ___</w:t>
+        <w:t xml:space="preserve">1.  "A number plus 6 is 10." Which equation shows this?</w:t>
+      </w:r>
+    </w:p>
+    <w:p>
+      <w:pPr>
+        <w:spacing w:after="40" w:before="0"/>
+      </w:pPr>
+      <w:r>
+        <w:rPr>
+          <w:color w:val="5E6E7E"/>
+          <w:sz w:val="20"/>
+          <w:szCs w:val="20"/>
+        </w:rPr>
+        <w:t xml:space="preserve">     choices: n − 6 = 10   /   6 + 10 = n   /   n + 6 = 10</w:t>
       </w:r>
     </w:p>
     <w:p>
@@ -406,20 +432,7 @@
           <w:sz w:val="22"/>
           <w:szCs w:val="22"/>
         </w:rPr>
-        <w:t xml:space="preserve">2.  Which is a statistical question (answers vary)?</w:t>
-      </w:r>
-    </w:p>
-    <w:p>
-      <w:pPr>
-        <w:spacing w:after="40" w:before="0"/>
-      </w:pPr>
-      <w:r>
-        <w:rPr>
-          <w:color w:val="5E6E7E"/>
-          <w:sz w:val="20"/>
-          <w:szCs w:val="20"/>
-        </w:rPr>
-        <w:t xml:space="preserve">     choices: How many hours of sleep did each kid get last night?   /   How many minutes are in one hour?</w:t>
+        <w:t xml:space="preserve">2.  What number makes □ + 5 = 8 true?</w:t>
       </w:r>
     </w:p>
     <w:p>
@@ -445,7 +458,7 @@
           <w:sz w:val="20"/>
           <w:szCs w:val="20"/>
         </w:rPr>
-        <w:t xml:space="preserve">When you've finished, open Lesson 8-1 and dive in!</w:t>
+        <w:t xml:space="preserve">When you've finished, open Lesson 7-1 and dive in!</w:t>
       </w:r>
     </w:p>
     <w:p>
@@ -492,7 +505,7 @@
           <w:sz w:val="20"/>
           <w:szCs w:val="20"/>
         </w:rPr>
-        <w:t xml:space="preserve">1. 5</w:t>
+        <w:t xml:space="preserve">1. 3</w:t>
       </w:r>
     </w:p>
     <w:p>
@@ -504,136 +517,136 @@
           <w:sz w:val="20"/>
           <w:szCs w:val="20"/>
         </w:rPr>
+        <w:t xml:space="preserve">2. 2</w:t>
+      </w:r>
+    </w:p>
+    <w:p>
+      <w:pPr>
+        <w:spacing w:after="30" w:before="0"/>
+      </w:pPr>
+      <w:r>
+        <w:rPr>
+          <w:sz w:val="20"/>
+          <w:szCs w:val="20"/>
+        </w:rPr>
+        <w:t xml:space="preserve">3. 4</w:t>
+      </w:r>
+    </w:p>
+    <w:p>
+      <w:pPr>
+        <w:spacing w:after="40" w:before="100"/>
+      </w:pPr>
+      <w:r>
+        <w:rPr>
+          <w:b/>
+          <w:bCs/>
+          <w:color w:val="1A6FB5"/>
+          <w:sz w:val="22"/>
+          <w:szCs w:val="22"/>
+        </w:rPr>
+        <w:t xml:space="preserve">Level 1 · Support</w:t>
+      </w:r>
+    </w:p>
+    <w:p>
+      <w:pPr>
+        <w:spacing w:after="30" w:before="0"/>
+      </w:pPr>
+      <w:r>
+        <w:rPr>
+          <w:sz w:val="20"/>
+          <w:szCs w:val="20"/>
+        </w:rPr>
+        <w:t xml:space="preserve">1. n + 4 = 9</w:t>
+      </w:r>
+    </w:p>
+    <w:p>
+      <w:pPr>
+        <w:spacing w:after="30" w:before="0"/>
+      </w:pPr>
+      <w:r>
+        <w:rPr>
+          <w:sz w:val="20"/>
+          <w:szCs w:val="20"/>
+        </w:rPr>
+        <w:t xml:space="preserve">2. 5</w:t>
+      </w:r>
+    </w:p>
+    <w:p>
+      <w:pPr>
+        <w:spacing w:after="40" w:before="100"/>
+      </w:pPr>
+      <w:r>
+        <w:rPr>
+          <w:b/>
+          <w:bCs/>
+          <w:color w:val="1A6FB5"/>
+          <w:sz w:val="22"/>
+          <w:szCs w:val="22"/>
+        </w:rPr>
+        <w:t xml:space="preserve">Level 2 · Stretch</w:t>
+      </w:r>
+    </w:p>
+    <w:p>
+      <w:pPr>
+        <w:spacing w:after="30" w:before="0"/>
+      </w:pPr>
+      <w:r>
+        <w:rPr>
+          <w:sz w:val="20"/>
+          <w:szCs w:val="20"/>
+        </w:rPr>
+        <w:t xml:space="preserve">1. 7 = n + 2</w:t>
+      </w:r>
+    </w:p>
+    <w:p>
+      <w:pPr>
+        <w:spacing w:after="30" w:before="0"/>
+      </w:pPr>
+      <w:r>
+        <w:rPr>
+          <w:sz w:val="20"/>
+          <w:szCs w:val="20"/>
+        </w:rPr>
+        <w:t xml:space="preserve">2. 5</w:t>
+      </w:r>
+    </w:p>
+    <w:p>
+      <w:pPr>
+        <w:spacing w:after="40" w:before="100"/>
+      </w:pPr>
+      <w:r>
+        <w:rPr>
+          <w:b/>
+          <w:bCs/>
+          <w:color w:val="C45A3C"/>
+          <w:sz w:val="22"/>
+          <w:szCs w:val="22"/>
+        </w:rPr>
+        <w:t xml:space="preserve">Exit Ticket</w:t>
+      </w:r>
+    </w:p>
+    <w:p>
+      <w:pPr>
+        <w:spacing w:after="30" w:before="0"/>
+      </w:pPr>
+      <w:r>
+        <w:rPr>
+          <w:sz w:val="20"/>
+          <w:szCs w:val="20"/>
+        </w:rPr>
+        <w:t xml:space="preserve">1. n + 6 = 10</w:t>
+      </w:r>
+    </w:p>
+    <w:p>
+      <w:pPr>
+        <w:spacing w:after="30" w:before="0"/>
+      </w:pPr>
+      <w:r>
+        <w:rPr>
+          <w:sz w:val="20"/>
+          <w:szCs w:val="20"/>
+        </w:rPr>
         <w:t xml:space="preserve">2. 3</w:t>
-      </w:r>
-    </w:p>
-    <w:p>
-      <w:pPr>
-        <w:spacing w:after="30" w:before="0"/>
-      </w:pPr>
-      <w:r>
-        <w:rPr>
-          <w:sz w:val="20"/>
-          <w:szCs w:val="20"/>
-        </w:rPr>
-        <w:t xml:space="preserve">3. 5</w:t>
-      </w:r>
-    </w:p>
-    <w:p>
-      <w:pPr>
-        <w:spacing w:after="40" w:before="100"/>
-      </w:pPr>
-      <w:r>
-        <w:rPr>
-          <w:b/>
-          <w:bCs/>
-          <w:color w:val="1A6FB5"/>
-          <w:sz w:val="22"/>
-          <w:szCs w:val="22"/>
-        </w:rPr>
-        <w:t xml:space="preserve">Level 1 · Support</w:t>
-      </w:r>
-    </w:p>
-    <w:p>
-      <w:pPr>
-        <w:spacing w:after="30" w:before="0"/>
-      </w:pPr>
-      <w:r>
-        <w:rPr>
-          <w:sz w:val="20"/>
-          <w:szCs w:val="20"/>
-        </w:rPr>
-        <w:t xml:space="preserve">1. 6</w:t>
-      </w:r>
-    </w:p>
-    <w:p>
-      <w:pPr>
-        <w:spacing w:after="30" w:before="0"/>
-      </w:pPr>
-      <w:r>
-        <w:rPr>
-          <w:sz w:val="20"/>
-          <w:szCs w:val="20"/>
-        </w:rPr>
-        <w:t xml:space="preserve">2. How tall is each student in class?</w:t>
-      </w:r>
-    </w:p>
-    <w:p>
-      <w:pPr>
-        <w:spacing w:after="40" w:before="100"/>
-      </w:pPr>
-      <w:r>
-        <w:rPr>
-          <w:b/>
-          <w:bCs/>
-          <w:color w:val="1A6FB5"/>
-          <w:sz w:val="22"/>
-          <w:szCs w:val="22"/>
-        </w:rPr>
-        <w:t xml:space="preserve">Level 2 · Stretch</w:t>
-      </w:r>
-    </w:p>
-    <w:p>
-      <w:pPr>
-        <w:spacing w:after="30" w:before="0"/>
-      </w:pPr>
-      <w:r>
-        <w:rPr>
-          <w:sz w:val="20"/>
-          <w:szCs w:val="20"/>
-        </w:rPr>
-        <w:t xml:space="preserve">1. 15</w:t>
-      </w:r>
-    </w:p>
-    <w:p>
-      <w:pPr>
-        <w:spacing w:after="30" w:before="0"/>
-      </w:pPr>
-      <w:r>
-        <w:rPr>
-          <w:sz w:val="20"/>
-          <w:szCs w:val="20"/>
-        </w:rPr>
-        <w:t xml:space="preserve">2. 4</w:t>
-      </w:r>
-    </w:p>
-    <w:p>
-      <w:pPr>
-        <w:spacing w:after="40" w:before="100"/>
-      </w:pPr>
-      <w:r>
-        <w:rPr>
-          <w:b/>
-          <w:bCs/>
-          <w:color w:val="C45A3C"/>
-          <w:sz w:val="22"/>
-          <w:szCs w:val="22"/>
-        </w:rPr>
-        <w:t xml:space="preserve">Exit Ticket</w:t>
-      </w:r>
-    </w:p>
-    <w:p>
-      <w:pPr>
-        <w:spacing w:after="30" w:before="0"/>
-      </w:pPr>
-      <w:r>
-        <w:rPr>
-          <w:sz w:val="20"/>
-          <w:szCs w:val="20"/>
-        </w:rPr>
-        <w:t xml:space="preserve">1. 11</w:t>
-      </w:r>
-    </w:p>
-    <w:p>
-      <w:pPr>
-        <w:spacing w:after="30" w:before="0"/>
-      </w:pPr>
-      <w:r>
-        <w:rPr>
-          <w:sz w:val="20"/>
-          <w:szCs w:val="20"/>
-        </w:rPr>
-        <w:t xml:space="preserve">2. How many hours of sleep did each kid get last night?</w:t>
       </w:r>
     </w:p>
     <w:sectPr>
